--- a/patent-package/final/utility-with-priority/editable/fee-worksheet.docx
+++ b/patent-package/final/utility-with-priority/editable/fee-worksheet.docx
@@ -658,7 +658,7 @@
                 <w:sz w:val="20"/>
                 <w:szCs w:val="20"/>
               </w:rPr>
-              <w:t xml:space="preserve">29 claims filed, 9 in excess</w:t>
+              <w:t xml:space="preserve">20 claims filed, none in excess</w:t>
             </w:r>
           </w:p>
         </w:tc>
@@ -688,7 +688,7 @@
                 <w:sz w:val="20"/>
                 <w:szCs w:val="20"/>
               </w:rPr>
-              <w:t xml:space="preserve">720 (9 at 80 each)</w:t>
+              <w:t xml:space="preserve">0</w:t>
             </w:r>
           </w:p>
         </w:tc>
@@ -783,7 +783,7 @@
                 <w:sz w:val="20"/>
                 <w:szCs w:val="20"/>
               </w:rPr>
-              <w:t xml:space="preserve">6 independent claims filed (claims 1, 11, 17, 22, 28 and 29), 3 in excess</w:t>
+              <w:t xml:space="preserve">4 independent claims filed (claims 1, 9, 14 and 19), 1 in excess</w:t>
             </w:r>
           </w:p>
         </w:tc>
@@ -813,7 +813,7 @@
                 <w:sz w:val="20"/>
                 <w:szCs w:val="20"/>
               </w:rPr>
-              <w:t xml:space="preserve">720 (3 at 240 each)</w:t>
+              <w:t xml:space="preserve">240 (1 at 240)</w:t>
             </w:r>
           </w:p>
         </w:tc>
@@ -930,7 +930,7 @@
                 <w:sz w:val="20"/>
                 <w:szCs w:val="20"/>
               </w:rPr>
-              <w:t xml:space="preserve">2,170</w:t>
+              <w:t xml:space="preserve">970</w:t>
             </w:r>
           </w:p>
         </w:tc>
@@ -960,7 +960,7 @@
                 <w:sz w:val="20"/>
                 <w:szCs w:val="20"/>
               </w:rPr>
-              <w:t xml:space="preserve">Of which 1,440 is excess-claim fees. Verify current USPTO fee schedule at filing.</w:t>
+              <w:t xml:space="preserve">Of which 240 is excess-claim fees (the single excess independent claim). Verify current USPTO fee schedule at filing.</w:t>
             </w:r>
           </w:p>
         </w:tc>
@@ -1329,7 +1329,7 @@
                 <w:sz w:val="20"/>
                 <w:szCs w:val="20"/>
               </w:rPr>
-              <w:t xml:space="preserve">Specification, claims and abstract render to 42 pages, plus 13 drawing sheets, 55 sheets in all, under 100</w:t>
+              <w:t xml:space="preserve">Specification, claims and abstract render to 37 pages, plus 13 drawing sheets, 50 sheets in all, under 100</w:t>
             </w:r>
           </w:p>
         </w:tc>
@@ -1821,8 +1821,8 @@
         </w:tblBorders>
       </w:tblPr>
       <w:tblGrid>
-        <w:gridCol w:w="8640"/>
-        <w:gridCol w:w="720"/>
+        <w:gridCol w:w="8775"/>
+        <w:gridCol w:w="585"/>
       </w:tblGrid>
       <w:tr>
         <w:trPr>
@@ -1830,7 +1830,7 @@
         </w:trPr>
         <w:tc>
           <w:tcPr>
-            <w:tcW w:type="dxa" w:w="8640"/>
+            <w:tcW w:type="dxa" w:w="8775"/>
             <w:tcBorders>
               <w:top w:val="single" w:color="888888" w:sz="4"/>
               <w:left w:val="single" w:color="888888" w:sz="4"/>
@@ -1853,7 +1853,7 @@
         </w:tc>
         <w:tc>
           <w:tcPr>
-            <w:tcW w:type="dxa" w:w="720"/>
+            <w:tcW w:type="dxa" w:w="585"/>
             <w:tcBorders>
               <w:top w:val="single" w:color="888888" w:sz="4"/>
               <w:left w:val="single" w:color="888888" w:sz="4"/>
@@ -1891,61 +1891,61 @@
         </w:trPr>
         <w:tc>
           <w:tcPr>
-            <w:tcW w:type="dxa" w:w="8640"/>
-            <w:tcBorders>
-              <w:top w:val="single" w:color="888888" w:sz="4"/>
-              <w:left w:val="single" w:color="888888" w:sz="4"/>
-              <w:bottom w:val="single" w:color="888888" w:sz="4"/>
-              <w:right w:val="single" w:color="888888" w:sz="4"/>
-            </w:tcBorders>
-            <w:tcMar>
-              <w:top w:type="dxa" w:w="60"/>
-              <w:left w:type="dxa" w:w="90"/>
-              <w:bottom w:type="dxa" w:w="60"/>
-              <w:right w:type="dxa" w:w="90"/>
-            </w:tcMar>
-          </w:tcPr>
-          <w:p>
-            <w:pPr>
-              <w:spacing w:after="0" w:line="240"/>
-            </w:pPr>
-            <w:r>
-              <w:rPr>
-                <w:rFonts w:ascii="Times New Roman" w:cs="Times New Roman" w:eastAsia="Times New Roman" w:hAnsi="Times New Roman"/>
-                <w:sz w:val="20"/>
-                <w:szCs w:val="20"/>
-              </w:rPr>
-              <w:t xml:space="preserve">Total due at filing, small entity, as filed (29 claims, 6 independent)</w:t>
-            </w:r>
-          </w:p>
-        </w:tc>
-        <w:tc>
-          <w:tcPr>
-            <w:tcW w:type="dxa" w:w="720"/>
-            <w:tcBorders>
-              <w:top w:val="single" w:color="888888" w:sz="4"/>
-              <w:left w:val="single" w:color="888888" w:sz="4"/>
-              <w:bottom w:val="single" w:color="888888" w:sz="4"/>
-              <w:right w:val="single" w:color="888888" w:sz="4"/>
-            </w:tcBorders>
-            <w:tcMar>
-              <w:top w:type="dxa" w:w="60"/>
-              <w:left w:type="dxa" w:w="90"/>
-              <w:bottom w:type="dxa" w:w="60"/>
-              <w:right w:type="dxa" w:w="90"/>
-            </w:tcMar>
-          </w:tcPr>
-          <w:p>
-            <w:pPr>
-              <w:spacing w:after="0" w:line="240"/>
-            </w:pPr>
-            <w:r>
-              <w:rPr>
-                <w:rFonts w:ascii="Times New Roman" w:cs="Times New Roman" w:eastAsia="Times New Roman" w:hAnsi="Times New Roman"/>
-                <w:sz w:val="20"/>
-                <w:szCs w:val="20"/>
-              </w:rPr>
-              <w:t xml:space="preserve">2,170</w:t>
+            <w:tcW w:type="dxa" w:w="8775"/>
+            <w:tcBorders>
+              <w:top w:val="single" w:color="888888" w:sz="4"/>
+              <w:left w:val="single" w:color="888888" w:sz="4"/>
+              <w:bottom w:val="single" w:color="888888" w:sz="4"/>
+              <w:right w:val="single" w:color="888888" w:sz="4"/>
+            </w:tcBorders>
+            <w:tcMar>
+              <w:top w:type="dxa" w:w="60"/>
+              <w:left w:type="dxa" w:w="90"/>
+              <w:bottom w:type="dxa" w:w="60"/>
+              <w:right w:type="dxa" w:w="90"/>
+            </w:tcMar>
+          </w:tcPr>
+          <w:p>
+            <w:pPr>
+              <w:spacing w:after="0" w:line="240"/>
+            </w:pPr>
+            <w:r>
+              <w:rPr>
+                <w:rFonts w:ascii="Times New Roman" w:cs="Times New Roman" w:eastAsia="Times New Roman" w:hAnsi="Times New Roman"/>
+                <w:sz w:val="20"/>
+                <w:szCs w:val="20"/>
+              </w:rPr>
+              <w:t xml:space="preserve">Total due at filing, small entity, as filed (20 claims, 4 independent)</w:t>
+            </w:r>
+          </w:p>
+        </w:tc>
+        <w:tc>
+          <w:tcPr>
+            <w:tcW w:type="dxa" w:w="585"/>
+            <w:tcBorders>
+              <w:top w:val="single" w:color="888888" w:sz="4"/>
+              <w:left w:val="single" w:color="888888" w:sz="4"/>
+              <w:bottom w:val="single" w:color="888888" w:sz="4"/>
+              <w:right w:val="single" w:color="888888" w:sz="4"/>
+            </w:tcBorders>
+            <w:tcMar>
+              <w:top w:type="dxa" w:w="60"/>
+              <w:left w:type="dxa" w:w="90"/>
+              <w:bottom w:type="dxa" w:w="60"/>
+              <w:right w:type="dxa" w:w="90"/>
+            </w:tcMar>
+          </w:tcPr>
+          <w:p>
+            <w:pPr>
+              <w:spacing w:after="0" w:line="240"/>
+            </w:pPr>
+            <w:r>
+              <w:rPr>
+                <w:rFonts w:ascii="Times New Roman" w:cs="Times New Roman" w:eastAsia="Times New Roman" w:hAnsi="Times New Roman"/>
+                <w:sz w:val="20"/>
+                <w:szCs w:val="20"/>
+              </w:rPr>
+              <w:t xml:space="preserve">970</w:t>
             </w:r>
           </w:p>
         </w:tc>
@@ -1956,37 +1956,37 @@
         </w:trPr>
         <w:tc>
           <w:tcPr>
-            <w:tcW w:type="dxa" w:w="8640"/>
-            <w:tcBorders>
-              <w:top w:val="single" w:color="888888" w:sz="4"/>
-              <w:left w:val="single" w:color="888888" w:sz="4"/>
-              <w:bottom w:val="single" w:color="888888" w:sz="4"/>
-              <w:right w:val="single" w:color="888888" w:sz="4"/>
-            </w:tcBorders>
-            <w:tcMar>
-              <w:top w:type="dxa" w:w="60"/>
-              <w:left w:type="dxa" w:w="90"/>
-              <w:bottom w:type="dxa" w:w="60"/>
-              <w:right w:type="dxa" w:w="90"/>
-            </w:tcMar>
-          </w:tcPr>
-          <w:p>
-            <w:pPr>
-              <w:spacing w:after="0" w:line="240"/>
-            </w:pPr>
-            <w:r>
-              <w:rPr>
-                <w:rFonts w:ascii="Times New Roman" w:cs="Times New Roman" w:eastAsia="Times New Roman" w:hAnsi="Times New Roman"/>
-                <w:sz w:val="20"/>
-                <w:szCs w:val="20"/>
-              </w:rPr>
-              <w:t xml:space="preserve">Total if trimmed to 20 claims and 3 independent claims before filing</w:t>
-            </w:r>
-          </w:p>
-        </w:tc>
-        <w:tc>
-          <w:tcPr>
-            <w:tcW w:type="dxa" w:w="720"/>
+            <w:tcW w:type="dxa" w:w="8775"/>
+            <w:tcBorders>
+              <w:top w:val="single" w:color="888888" w:sz="4"/>
+              <w:left w:val="single" w:color="888888" w:sz="4"/>
+              <w:bottom w:val="single" w:color="888888" w:sz="4"/>
+              <w:right w:val="single" w:color="888888" w:sz="4"/>
+            </w:tcBorders>
+            <w:tcMar>
+              <w:top w:type="dxa" w:w="60"/>
+              <w:left w:type="dxa" w:w="90"/>
+              <w:bottom w:type="dxa" w:w="60"/>
+              <w:right w:type="dxa" w:w="90"/>
+            </w:tcMar>
+          </w:tcPr>
+          <w:p>
+            <w:pPr>
+              <w:spacing w:after="0" w:line="240"/>
+            </w:pPr>
+            <w:r>
+              <w:rPr>
+                <w:rFonts w:ascii="Times New Roman" w:cs="Times New Roman" w:eastAsia="Times New Roman" w:hAnsi="Times New Roman"/>
+                <w:sz w:val="20"/>
+                <w:szCs w:val="20"/>
+              </w:rPr>
+              <w:t xml:space="preserve">Total if the fourth independent claim were also dropped (20 claims, 3 independent)</w:t>
+            </w:r>
+          </w:p>
+        </w:tc>
+        <w:tc>
+          <w:tcPr>
+            <w:tcW w:type="dxa" w:w="585"/>
             <w:tcBorders>
               <w:top w:val="single" w:color="888888" w:sz="4"/>
               <w:left w:val="single" w:color="888888" w:sz="4"/>
@@ -2033,7 +2033,7 @@
           <w:sz w:val="24"/>
           <w:szCs w:val="24"/>
         </w:rPr>
-        <w:t xml:space="preserve">Verify current USPTO fee schedule at filing. If Patent Center shows a different total, stop and find the cause before paying: the usual causes are the entity status not set to small, the specification uploaded as PDF instead of DOCX (surcharge), or a claim count in the uploaded DOCX that differs from 29 claims with 6 independent claims.</w:t>
+        <w:t xml:space="preserve">Verify current USPTO fee schedule at filing. If Patent Center shows a different total, stop and find the cause before paying: the usual causes are the entity status not set to small, the specification uploaded as PDF instead of DOCX (surcharge), or a claim count in the uploaded DOCX that differs from 20 claims with 4 independent claims.</w:t>
       </w:r>
     </w:p>
     <w:p>
@@ -2051,7 +2051,7 @@
           <w:sz w:val="28"/>
           <w:szCs w:val="28"/>
         </w:rPr>
-        <w:t xml:space="preserve">4. Trimming to avoid excess-claim fees</w:t>
+        <w:t xml:space="preserve">4. The one excess-claim fee, and how to remove it</w:t>
       </w:r>
     </w:p>
     <w:p>
@@ -2066,7 +2066,7 @@
           <w:sz w:val="24"/>
           <w:szCs w:val="24"/>
         </w:rPr>
-        <w:t xml:space="preserve">The claim set carries the 2026-10-27 project-engine claims (22 to 29) and the watch-loop tolerance (claim 10) in the same application so that every claim has the same effective filing date (see README-WHAT-IS-WHAT.md). The excess-claim fees are the cost of that choice. If the inventor or a practitioner prefers to file at the 20-claim, 3-independent level, the candidates for removal are the system and medium parallels of the project engine (claims 28 and 29, which repeat claim 22 in a different statutory class), the depth dependent (claim 27, graded weakest in the candidates review), and dependents that can be folded or held for a continuation. Removing six claims including claims 28 and 29 brings the set to 23 claims and 4 independent claims (240 USD excess claims plus 240 USD for one excess independent claim); removing nine claims including claims 28 and 29 and one of the three original independent groups is not recommended. The specification supports every claim either way, so a continuation can present any removed claim later.</w:t>
+        <w:t xml:space="preserve">The set was trimmed on 2026-10-28 from 29 claims to 20, which removes the excess-claim fee on claims over 20 entirely. It keeps four independent claims (1, 9, 14 and 19), one above the three that file without fee, so a single excess-independent-claim fee of 240 USD remains. The fourth independent claim is claim 19, the project-engine method, kept for its value. To file at zero excess-claim fees, drop claim 19 and its one dependent (claim 20, the deterministic breakdown gate), which brings the set to 18 claims and 3 independent claims and removes the 240 USD fee; the project-engine subject matter is then held for a continuation or divisional, which the specification (paragraphs [0090] to [0112]) and FIG. 10 to FIG. 13 fully support. The dropped claims of the 2026-10-28 trim (the former claims 24 to 29 of the project engine, the watch-loop tolerance and two original dependents) likewise remain available for a later filing from the same deposited disclosure; see claims.md Appendix A and Appendix B drafting note 9.</w:t>
       </w:r>
     </w:p>
     <w:p>
@@ -2099,7 +2099,7 @@
           <w:sz w:val="24"/>
           <w:szCs w:val="24"/>
         </w:rPr>
-        <w:t xml:space="preserve">Not recommended at filing; shown so the cost is known. Adding the four candidate independent claims of claims.md Appendix A to the 29-claim set would make 33 claims with 10 independent claims.</w:t>
+        <w:t xml:space="preserve">Not recommended at filing; shown so the cost is known. Adding the four candidate independent claims of claims.md Appendix A to the 20-claim set would make 24 claims with 8 independent claims.</w:t>
       </w:r>
     </w:p>
     <w:tbl>
